--- a/Soc2Type2-chatgpt/Review_Output_2026-10-12_Final/01_Reviewed_Policies/39 - Remote Working and Teleworking Policy.docx
+++ b/Soc2Type2-chatgpt/Review_Output_2026-10-12_Final/01_Reviewed_Policies/39 - Remote Working and Teleworking Policy.docx
@@ -9,10 +9,17 @@
       <w:r>
         <w:rPr>
           <w:b/>
-          <w:sz w:val="32"/>
+          <w:sz w:val="18"/>
         </w:rPr>
-        <w:t>ZEDIANT TECHNOLOGIES PVT. LTD.</w:t>
-        <w:br/>
+        <w:t>DRAFT — OWNER VALIDATION AND AUTHORIZED APPROVAL REQUIRED</w:t>
+      </w:r>
+    </w:p>
+    <w:p>
+      <w:pPr>
+        <w:pStyle w:val="Title"/>
+        <w:jc w:val="center"/>
+      </w:pPr>
+      <w:r>
         <w:t>REMOTE WORKING AND TELEWORKING POLICY</w:t>
       </w:r>
     </w:p>
@@ -23,30 +30,27 @@
         <w:tblLook w:firstColumn="1" w:firstRow="1" w:lastColumn="0" w:lastRow="0" w:noHBand="0" w:noVBand="1" w:val="04A0"/>
       </w:tblPr>
       <w:tblGrid>
-        <w:gridCol w:w="4320"/>
-        <w:gridCol w:w="4320"/>
+        <w:gridCol w:w="5128"/>
+        <w:gridCol w:w="5128"/>
       </w:tblGrid>
       <w:tr>
         <w:tc>
           <w:tcPr>
-            <w:tcW w:type="dxa" w:w="4320"/>
+            <w:tcW w:type="dxa" w:w="5128"/>
           </w:tcPr>
           <w:p>
             <w:r>
-              <w:rPr>
-                <w:b/>
-              </w:rPr>
-              <w:t>Policy Document ID</w:t>
+              <w:t>Document owner</w:t>
             </w:r>
           </w:p>
         </w:tc>
         <w:tc>
           <w:tcPr>
-            <w:tcW w:type="dxa" w:w="4320"/>
+            <w:tcW w:type="dxa" w:w="5128"/>
           </w:tcPr>
           <w:p>
             <w:r>
-              <w:t>ZED-POL-HR-039</w:t>
+              <w:t>Assign by management</w:t>
             </w:r>
           </w:p>
         </w:tc>
@@ -54,24 +58,21 @@
       <w:tr>
         <w:tc>
           <w:tcPr>
-            <w:tcW w:type="dxa" w:w="4320"/>
+            <w:tcW w:type="dxa" w:w="5128"/>
           </w:tcPr>
           <w:p>
             <w:r>
-              <w:rPr>
-                <w:b/>
-              </w:rPr>
-              <w:t>Document Version</w:t>
+              <w:t>Version</w:t>
             </w:r>
           </w:p>
         </w:tc>
         <w:tc>
           <w:tcPr>
-            <w:tcW w:type="dxa" w:w="4320"/>
+            <w:tcW w:type="dxa" w:w="5128"/>
           </w:tcPr>
           <w:p>
             <w:r>
-              <w:t>v2.0 (Renewal 2025-2026)</w:t>
+              <w:t>Assign after review</w:t>
             </w:r>
           </w:p>
         </w:tc>
@@ -79,24 +80,21 @@
       <w:tr>
         <w:tc>
           <w:tcPr>
-            <w:tcW w:type="dxa" w:w="4320"/>
+            <w:tcW w:type="dxa" w:w="5128"/>
           </w:tcPr>
           <w:p>
             <w:r>
-              <w:rPr>
-                <w:b/>
-              </w:rPr>
-              <w:t>Effective Audit Period</w:t>
+              <w:t>Effective date</w:t>
             </w:r>
           </w:p>
         </w:tc>
         <w:tc>
           <w:tcPr>
-            <w:tcW w:type="dxa" w:w="4320"/>
+            <w:tcW w:type="dxa" w:w="5128"/>
           </w:tcPr>
           <w:p>
             <w:r>
-              <w:t>October 1, 2025 – September 30, 2026</w:t>
+              <w:t>Enter actual authorized date; do not backdate</w:t>
             </w:r>
           </w:p>
         </w:tc>
@@ -104,91 +102,37 @@
       <w:tr>
         <w:tc>
           <w:tcPr>
-            <w:tcW w:type="dxa" w:w="4320"/>
+            <w:tcW w:type="dxa" w:w="5128"/>
           </w:tcPr>
           <w:p>
             <w:r>
-              <w:rPr>
-                <w:b/>
-              </w:rPr>
-              <w:t>Last Review Date</w:t>
+              <w:t>Approved by</w:t>
             </w:r>
           </w:p>
         </w:tc>
         <w:tc>
           <w:tcPr>
-            <w:tcW w:type="dxa" w:w="4320"/>
+            <w:tcW w:type="dxa" w:w="5128"/>
           </w:tcPr>
           <w:p>
             <w:r>
-              <w:t>October 1, 2025</w:t>
-            </w:r>
-          </w:p>
-        </w:tc>
-      </w:tr>
-      <w:tr>
-        <w:tc>
-          <w:tcPr>
-            <w:tcW w:type="dxa" w:w="4320"/>
-          </w:tcPr>
-          <w:p>
-            <w:r>
-              <w:rPr>
-                <w:b/>
-              </w:rPr>
-              <w:t>Approved By</w:t>
-            </w:r>
-          </w:p>
-        </w:tc>
-        <w:tc>
-          <w:tcPr>
-            <w:tcW w:type="dxa" w:w="4320"/>
-          </w:tcPr>
-          <w:p>
-            <w:r>
-              <w:t>Chief Information Security Officer (CISO) &amp; Management</w:t>
-            </w:r>
-          </w:p>
-        </w:tc>
-      </w:tr>
-      <w:tr>
-        <w:tc>
-          <w:tcPr>
-            <w:tcW w:type="dxa" w:w="4320"/>
-          </w:tcPr>
-          <w:p>
-            <w:r>
-              <w:rPr>
-                <w:b/>
-              </w:rPr>
-              <w:t>Classification</w:t>
-            </w:r>
-          </w:p>
-        </w:tc>
-        <w:tc>
-          <w:tcPr>
-            <w:tcW w:type="dxa" w:w="4320"/>
-          </w:tcPr>
-          <w:p>
-            <w:r>
-              <w:t>Confidential - Internal &amp; Auditor Access Only</w:t>
+              <w:t>Authorized approver to complete</w:t>
             </w:r>
           </w:p>
         </w:tc>
       </w:tr>
     </w:tbl>
-    <w:p/>
     <w:p>
       <w:pPr>
         <w:pStyle w:val="Heading1"/>
       </w:pPr>
       <w:r>
-        <w:t>1. Purpose</w:t>
+        <w:t>1. Purpose and scope</w:t>
       </w:r>
     </w:p>
     <w:p>
       <w:r>
-        <w:t>This policy establishes the formal requirements, controls, and operating standards for remote working and teleworking policy at Zediant Technologies Pvt. Ltd., aligned with AICPA SOC 2 Type 2 Trust Services Criteria.</w:t>
+        <w:t>Protect company and customer information when personnel work outside an approved company location. Applies to employees and contractors authorized for remote work.</w:t>
       </w:r>
     </w:p>
     <w:p>
@@ -196,12 +140,12 @@
         <w:pStyle w:val="Heading1"/>
       </w:pPr>
       <w:r>
-        <w:t>2. Scope</w:t>
+        <w:t>2. Workspace and device security</w:t>
       </w:r>
     </w:p>
     <w:p>
       <w:r>
-        <w:t>This policy applies to all full-time employees, contractors, interns, vendors, infrastructure components, applications, and third-party systems operating within Zediant Technologies across the audit observation period.</w:t>
+        <w:t>Use company-managed or explicitly approved devices. Keep devices physically secure, lock screens when unattended, prevent household or public access to work information, and use privacy protections where appropriate. Report loss, theft, or suspected compromise promptly.</w:t>
       </w:r>
     </w:p>
     <w:p>
@@ -209,72 +153,12 @@
         <w:pStyle w:val="Heading1"/>
       </w:pPr>
       <w:r>
-        <w:t>3. Policy Statements &amp; Operational Controls</w:t>
-      </w:r>
-    </w:p>
-    <w:p>
-      <w:pPr>
-        <w:pStyle w:val="Heading2"/>
-      </w:pPr>
-      <w:r>
-        <w:t>3.1 Eligibility &amp; Agreement</w:t>
+        <w:t>3. Network and information handling</w:t>
       </w:r>
     </w:p>
     <w:p>
       <w:r>
-        <w:t>Remote working arrangements require formal management approval and a signed Remote Working Agreement outlining security obligations.</w:t>
-      </w:r>
-    </w:p>
-    <w:p>
-      <w:pPr>
-        <w:pStyle w:val="Heading2"/>
-      </w:pPr>
-      <w:r>
-        <w:t>3.2 Device &amp; Network Security</w:t>
-      </w:r>
-    </w:p>
-    <w:p>
-      <w:r>
-        <w:t>Remote employees must connect exclusively via company-issued, encrypted laptops. All connections to production or client infrastructure must route through approved, encrypted corporate VPN with MFA.</w:t>
-      </w:r>
-    </w:p>
-    <w:p>
-      <w:pPr>
-        <w:pStyle w:val="Heading2"/>
-      </w:pPr>
-      <w:r>
-        <w:t>3.3 Public Wi-Fi Restrictions</w:t>
-      </w:r>
-    </w:p>
-    <w:p>
-      <w:r>
-        <w:t>Connecting to unsecured, public Wi-Fi networks without an active, secured VPN tunnel is strictly prohibited.</w:t>
-      </w:r>
-    </w:p>
-    <w:p>
-      <w:pPr>
-        <w:pStyle w:val="Heading2"/>
-      </w:pPr>
-      <w:r>
-        <w:t>3.4 Physical Confidentiality at Home</w:t>
-      </w:r>
-    </w:p>
-    <w:p>
-      <w:r>
-        <w:t>Employees must ensure family members or visitors cannot view client or corporate screens or access company devices.</w:t>
-      </w:r>
-    </w:p>
-    <w:p>
-      <w:pPr>
-        <w:pStyle w:val="Heading2"/>
-      </w:pPr>
-      <w:r>
-        <w:t>3.5 Loss &amp; Theft Reporting</w:t>
-      </w:r>
-    </w:p>
-    <w:p>
-      <w:r>
-        <w:t>Loss or theft of any remote device must be reported to the CISO within 2 hours to initiate remote wipe capabilities.</w:t>
+        <w:t>Connect through organization-approved secure access controls and authentication. Avoid public or shared devices and untrusted networks for sensitive work. Store information only in approved repositories; do not transfer it to personal email, personal storage, or unapproved applications. Printed sensitive information must be protected and securely disposed of.</w:t>
       </w:r>
     </w:p>
     <w:p>
@@ -282,16 +166,12 @@
         <w:pStyle w:val="Heading1"/>
       </w:pPr>
       <w:r>
-        <w:t>4. Roles and Responsibilities</w:t>
+        <w:t>4. Work practices and incidents</w:t>
       </w:r>
     </w:p>
     <w:p>
       <w:r>
-        <w:t>• CISO / Information Security Lead: Responsible for policy enforcement, periodic audit compliance, and incident review.</w:t>
-        <w:br/>
-        <w:t>• Department Leads / HR: Responsible for operational implementation, employee awareness, and disciplinary handling.</w:t>
-        <w:br/>
-        <w:t>• All Staff: Mandatory adherence to this policy with documented annual sign-off.</w:t>
+        <w:t>Follow the same access, acceptable-use, privacy, and incident-reporting rules as at company premises. Do not discuss or display confidential information where unauthorized persons can see or hear it. Report security or privacy incidents through the designated channel.</w:t>
       </w:r>
     </w:p>
     <w:p>
@@ -299,12 +179,25 @@
         <w:pStyle w:val="Heading1"/>
       </w:pPr>
       <w:r>
-        <w:t>5. Annual Review &amp; Compliance Monitoring</w:t>
+        <w:t>5. Responsibilities and review</w:t>
       </w:r>
     </w:p>
     <w:p>
       <w:r>
-        <w:t>This policy is formally reviewed by executive leadership and the CISO at least annually, or upon significant architectural, operational, or legal changes. Violations are subject to disciplinary action up to and including termination of employment.</w:t>
+        <w:t>Managers authorize remote work based on role and business needs; IT/security defines approved devices and connection safeguards; users comply and protect assigned equipment. HR coordinates return of assets and access changes when work arrangements end. Review this policy annually; confirm any location-specific legal requirements before implementation.</w:t>
+      </w:r>
+    </w:p>
+    <w:p>
+      <w:pPr>
+        <w:pStyle w:val="Heading1"/>
+      </w:pPr>
+      <w:r>
+        <w:t>Document approval</w:t>
+      </w:r>
+    </w:p>
+    <w:p>
+      <w:r>
+        <w:t>Approval name, role, signature/record reference, and approval date must be completed by authorized personnel after substantive review. This draft is not evidence of approval or operation during the audit period.</w:t>
       </w:r>
     </w:p>
     <w:sectPr>

--- a/Soc2Type2-chatgpt/Review_Output_2026-10-12_Final/01_Reviewed_Policies/39 - Remote Working and Teleworking Policy.docx
+++ b/Soc2Type2-chatgpt/Review_Output_2026-10-12_Final/01_Reviewed_Policies/39 - Remote Working and Teleworking Policy.docx
@@ -2,18 +2,6 @@
 <file path=word/document.xml><?xml version="1.0" encoding="utf-8"?>
 <w:document xmlns:wpc="http://schemas.microsoft.com/office/word/2010/wordprocessingCanvas" xmlns:mo="http://schemas.microsoft.com/office/mac/office/2008/main" xmlns:mc="http://schemas.openxmlformats.org/markup-compatibility/2006" xmlns:mv="urn:schemas-microsoft-com:mac:vml" xmlns:o="urn:schemas-microsoft-com:office:office" xmlns:r="http://schemas.openxmlformats.org/officeDocument/2006/relationships" xmlns:m="http://schemas.openxmlformats.org/officeDocument/2006/math" xmlns:v="urn:schemas-microsoft-com:vml" xmlns:wp14="http://schemas.microsoft.com/office/word/2010/wordprocessingDrawing" xmlns:wp="http://schemas.openxmlformats.org/drawingml/2006/wordprocessingDrawing" xmlns:w10="urn:schemas-microsoft-com:office:word" xmlns:w="http://schemas.openxmlformats.org/wordprocessingml/2006/main" xmlns:w14="http://schemas.microsoft.com/office/word/2010/wordml" xmlns:wpg="http://schemas.microsoft.com/office/word/2010/wordprocessingGroup" xmlns:wpi="http://schemas.microsoft.com/office/word/2010/wordprocessingInk" xmlns:wne="http://schemas.microsoft.com/office/word/2006/wordml" xmlns:wps="http://schemas.microsoft.com/office/word/2010/wordprocessingShape" mc:Ignorable="w14 wp14">
   <w:body>
-    <w:p>
-      <w:pPr>
-        <w:jc w:val="center"/>
-      </w:pPr>
-      <w:r>
-        <w:rPr>
-          <w:b/>
-          <w:sz w:val="18"/>
-        </w:rPr>
-        <w:t>DRAFT — OWNER VALIDATION AND AUTHORIZED APPROVAL REQUIRED</w:t>
-      </w:r>
-    </w:p>
     <w:p>
       <w:pPr>
         <w:pStyle w:val="Title"/>
@@ -40,7 +28,10 @@
           </w:tcPr>
           <w:p>
             <w:r>
-              <w:t>Document owner</w:t>
+              <w:rPr>
+                <w:sz w:val="18"/>
+              </w:rPr>
+              <w:t>Policy Document ID</w:t>
             </w:r>
           </w:p>
         </w:tc>
@@ -50,7 +41,10 @@
           </w:tcPr>
           <w:p>
             <w:r>
-              <w:t>Assign by management</w:t>
+              <w:rPr>
+                <w:sz w:val="18"/>
+              </w:rPr>
+              <w:t>ZED-POL-39</w:t>
             </w:r>
           </w:p>
         </w:tc>
@@ -62,7 +56,10 @@
           </w:tcPr>
           <w:p>
             <w:r>
-              <w:t>Version</w:t>
+              <w:rPr>
+                <w:sz w:val="18"/>
+              </w:rPr>
+              <w:t>Document Version</w:t>
             </w:r>
           </w:p>
         </w:tc>
@@ -72,7 +69,10 @@
           </w:tcPr>
           <w:p>
             <w:r>
-              <w:t>Assign after review</w:t>
+              <w:rPr>
+                <w:sz w:val="18"/>
+              </w:rPr>
+              <w:t>v2.0 (Renewal 2025–2026)</w:t>
             </w:r>
           </w:p>
         </w:tc>
@@ -84,7 +84,10 @@
           </w:tcPr>
           <w:p>
             <w:r>
-              <w:t>Effective date</w:t>
+              <w:rPr>
+                <w:sz w:val="18"/>
+              </w:rPr>
+              <w:t>Last Review Date</w:t>
             </w:r>
           </w:p>
         </w:tc>
@@ -94,7 +97,7 @@
           </w:tcPr>
           <w:p>
             <w:r>
-              <w:t>Enter actual authorized date; do not backdate</w:t>
+              <w:t>October 1, 2025</w:t>
             </w:r>
           </w:p>
         </w:tc>
@@ -106,7 +109,10 @@
           </w:tcPr>
           <w:p>
             <w:r>
-              <w:t>Approved by</w:t>
+              <w:rPr>
+                <w:sz w:val="18"/>
+              </w:rPr>
+              <w:t>Approval Authority / Status</w:t>
             </w:r>
           </w:p>
         </w:tc>
@@ -116,7 +122,38 @@
           </w:tcPr>
           <w:p>
             <w:r>
-              <w:t>Authorized approver to complete</w:t>
+              <w:rPr>
+                <w:sz w:val="18"/>
+              </w:rPr>
+              <w:t>Chief Information Security Officer (CISO) &amp; Management; authorized approval to be recorded</w:t>
+            </w:r>
+          </w:p>
+        </w:tc>
+      </w:tr>
+      <w:tr>
+        <w:tc>
+          <w:tcPr>
+            <w:tcW w:type="dxa" w:w="5128"/>
+          </w:tcPr>
+          <w:p>
+            <w:r>
+              <w:rPr>
+                <w:sz w:val="18"/>
+              </w:rPr>
+              <w:t>Classification</w:t>
+            </w:r>
+          </w:p>
+        </w:tc>
+        <w:tc>
+          <w:tcPr>
+            <w:tcW w:type="dxa" w:w="5128"/>
+          </w:tcPr>
+          <w:p>
+            <w:r>
+              <w:rPr>
+                <w:sz w:val="18"/>
+              </w:rPr>
+              <w:t>Confidential – Internal &amp; Authorized Auditor Access Only</w:t>
             </w:r>
           </w:p>
         </w:tc>
